--- a/data/revised_2026-10_full/tracked/v2/Physics/SS1.3_Temperature_and_Thermal_Expansion/Physics_Temperature_and_Thermal_Expansion_SummaryTable_TRACKED.docx
+++ b/data/revised_2026-10_full/tracked/v2/Physics/SS1.3_Temperature_and_Thermal_Expansion/Physics_Temperature_and_Thermal_Expansion_SummaryTable_TRACKED.docx
@@ -736,7 +736,7 @@
               </w:rPr>
               <w:t xml:space="preserve">At Station A, learners observed the red alcohol column in the liquid-in-glass thermometer rising when placed in warm water and falling in ice-cold water. At Station B, learners identified the constriction in the clinical thermometer that prevents the column from falling before a reading is taken. At Station C, learners observed the bimetallic strip bending toward the </w:t>
             </w:r>
-            <w:del w:id="9001" w:author="Claude (AI) - proposed" w:date="2026-10-15T08:04:17Z">
+            <w:del w:id="9001" w:author="Claude (AI) - proposed" w:date="2026-10-18T00:32:02Z">
               <w:r>
                 <w:rPr>
                   <w:rFonts w:ascii="Arial" w:cs="Arial" w:eastAsia="Arial" w:hAnsi="Arial"/>
@@ -751,7 +751,7 @@
                 <w:delText xml:space="preserve">copper</w:delText>
               </w:r>
             </w:del>
-            <w:ins w:id="9002" w:author="Claude (AI) - proposed" w:date="2026-10-15T08:04:17Z">
+            <w:ins w:id="9002" w:author="Claude (AI) - proposed" w:date="2026-10-18T00:32:02Z">
               <w:r>
                 <w:rPr>
                   <w:rFonts w:ascii="Arial" w:cs="Arial" w:eastAsia="Arial" w:hAnsi="Arial"/>
@@ -779,7 +779,7 @@
               </w:rPr>
               <w:t xml:space="preserve"> side when heated, indicating that brass expands more than </w:t>
             </w:r>
-            <w:del w:id="9003" w:author="Claude (AI) - proposed" w:date="2026-10-15T08:04:17Z">
+            <w:del w:id="9003" w:author="Claude (AI) - proposed" w:date="2026-10-18T00:32:02Z">
               <w:r>
                 <w:rPr>
                   <w:rFonts w:ascii="Arial" w:cs="Arial" w:eastAsia="Arial" w:hAnsi="Arial"/>
@@ -794,7 +794,7 @@
                 <w:delText xml:space="preserve">copper</w:delText>
               </w:r>
             </w:del>
-            <w:ins w:id="9004" w:author="Claude (AI) - proposed" w:date="2026-10-15T08:04:17Z">
+            <w:ins w:id="9004" w:author="Claude (AI) - proposed" w:date="2026-10-18T00:32:02Z">
               <w:r>
                 <w:rPr>
                   <w:rFonts w:ascii="Arial" w:cs="Arial" w:eastAsia="Arial" w:hAnsi="Arial"/>
@@ -1009,7 +1009,7 @@
               </w:rPr>
               <w:t xml:space="preserve">Learners derived the coefficient of linear expansivity (α) from their own data as the constant ratio ΔL / (L₀ΔT), and applied the formula ΔL = αL₀ΔT to calculate expansion in SGR steel rails (ΔL ≈ 12.4 mm per 25 m rail over a 45 °C rise) and </w:t>
             </w:r>
-            <w:ins w:id="9005" w:author="Claude (AI) - proposed" w:date="2026-10-15T08:04:17Z">
+            <w:ins w:id="9005" w:author="Claude (AI) - proposed" w:date="2026-10-18T00:32:02Z">
               <w:r>
                 <w:rPr>
                   <w:rFonts w:ascii="Arial" w:cs="Arial" w:eastAsia="Arial" w:hAnsi="Arial"/>
@@ -1191,7 +1191,7 @@
               </w:rPr>
               <w:t xml:space="preserve">Learners learned that: (1) superficial expansivity β ≈ 2α and volumetric expansivity γ ≈ 3α can be derived mathematically from linear expansivity α, and used in the formula ΔV = γV₀ΔT; (2) most substances contract when cooled, but water is anomalous — it expands as it cools below 4 °C, and on freezing at 0 °C water molecules arrange into a hexagonal ice crystal lattice with greater intermolecular spacing than liquid water; (3) water reaches its maximum density at 4 °C; (4) </w:t>
             </w:r>
-            <w:del w:id="9006" w:author="Claude (AI) - proposed" w:date="2026-10-15T08:04:17Z">
+            <w:del w:id="9006" w:author="Claude (AI) - proposed" w:date="2026-10-18T00:32:02Z">
               <w:r>
                 <w:rPr>
                   <w:rFonts w:ascii="Arial" w:cs="Arial" w:eastAsia="Arial" w:hAnsi="Arial"/>
@@ -1206,7 +1206,7 @@
                 <w:delText xml:space="preserve">this anomalous expansion is the direct cause of the cracked frozen bottle in the anchoring phenomenon, as the expanding ice</w:delText>
               </w:r>
             </w:del>
-            <w:ins w:id="9007" w:author="Claude (AI) - proposed" w:date="2026-10-15T08:04:17Z">
+            <w:ins w:id="9007" w:author="Claude (AI) - proposed" w:date="2026-10-18T00:32:02Z">
               <w:r>
                 <w:rPr>
                   <w:rFonts w:ascii="Arial" w:cs="Arial" w:eastAsia="Arial" w:hAnsi="Arial"/>
@@ -1234,7 +1234,7 @@
               </w:rPr>
               <w:t xml:space="preserve"> generated pressure exceeding the tensile strength of the glass</w:t>
             </w:r>
-            <w:del w:id="9008" w:author="Claude (AI) - proposed" w:date="2026-10-15T08:04:17Z">
+            <w:del w:id="9008" w:author="Claude (AI) - proposed" w:date="2026-10-18T00:32:02Z">
               <w:r>
                 <w:rPr>
                   <w:rFonts w:ascii="Arial" w:cs="Arial" w:eastAsia="Arial" w:hAnsi="Arial"/>
@@ -1249,7 +1249,7 @@
                 <w:delText xml:space="preserve">.</w:delText>
               </w:r>
             </w:del>
-            <w:ins w:id="9009" w:author="Claude (AI) - proposed" w:date="2026-10-15T08:04:17Z">
+            <w:ins w:id="9009" w:author="Claude (AI) - proposed" w:date="2026-10-18T00:32:02Z">
               <w:r>
                 <w:rPr>
                   <w:rFonts w:ascii="Arial" w:cs="Arial" w:eastAsia="Arial" w:hAnsi="Arial"/>
@@ -1385,7 +1385,7 @@
               </w:rPr>
               <w:t xml:space="preserve">Learners observed four real Kenyan applications of thermal expansion through application cards: expansion joints on the Thika Superhighway, bimetallic strip thermostats in electric irons, metal tyre fitting on wooden cart wheels, and riveted corrugated roofing. They also observed a worked calculation showing that a 10 m steel beam in Kisumu </w:t>
             </w:r>
-            <w:del w:id="9010" w:author="Claude (AI) - proposed" w:date="2026-10-15T08:04:17Z">
+            <w:del w:id="9010" w:author="Claude (AI) - proposed" w:date="2026-10-18T00:32:02Z">
               <w:r>
                 <w:rPr>
                   <w:rFonts w:ascii="Arial" w:cs="Arial" w:eastAsia="Arial" w:hAnsi="Arial"/>
@@ -1400,7 +1400,7 @@
                 <w:delText xml:space="preserve">requires at least</w:delText>
               </w:r>
             </w:del>
-            <w:ins w:id="9011" w:author="Claude (AI) - proposed" w:date="2026-10-15T08:04:17Z">
+            <w:ins w:id="9011" w:author="Claude (AI) - proposed" w:date="2026-10-18T00:32:02Z">
               <w:r>
                 <w:rPr>
                   <w:rFonts w:ascii="Arial" w:cs="Arial" w:eastAsia="Arial" w:hAnsi="Arial"/>
@@ -1428,7 +1428,7 @@
               </w:rPr>
               <w:t xml:space="preserve"> 1.65 mm </w:t>
             </w:r>
-            <w:del w:id="9012" w:author="Claude (AI) - proposed" w:date="2026-10-15T08:04:17Z">
+            <w:del w:id="9012" w:author="Claude (AI) - proposed" w:date="2026-10-18T00:32:02Z">
               <w:r>
                 <w:rPr>
                   <w:rFonts w:ascii="Arial" w:cs="Arial" w:eastAsia="Arial" w:hAnsi="Arial"/>
@@ -1443,7 +1443,7 @@
                 <w:delText xml:space="preserve">of expansion gap per end</w:delText>
               </w:r>
             </w:del>
-            <w:ins w:id="9013" w:author="Claude (AI) - proposed" w:date="2026-10-15T08:04:17Z">
+            <w:ins w:id="9013" w:author="Claude (AI) - proposed" w:date="2026-10-18T00:32:02Z">
               <w:r>
                 <w:rPr>
                   <w:rFonts w:ascii="Arial" w:cs="Arial" w:eastAsia="Arial" w:hAnsi="Arial"/>
@@ -1471,7 +1471,7 @@
               </w:rPr>
               <w:t xml:space="preserve"> to safely accommodate a 15 degree C </w:t>
             </w:r>
-            <w:del w:id="9014" w:author="Claude (AI) - proposed" w:date="2026-10-15T08:04:17Z">
+            <w:del w:id="9014" w:author="Claude (AI) - proposed" w:date="2026-10-18T00:32:02Z">
               <w:r>
                 <w:rPr>
                   <w:rFonts w:ascii="Arial" w:cs="Arial" w:eastAsia="Arial" w:hAnsi="Arial"/>
@@ -1653,7 +1653,7 @@
               </w:rPr>
               <w:t xml:space="preserve">Learners conducted a six-station Evidence Gallery Walk, revisiting and recording key findings from all five prior lessons — including particle diagrams of liquid water vs. ice, the density-vs-temperature graph showing the 4°C anomaly, and the </w:t>
             </w:r>
-            <w:del w:id="9015" w:author="Claude (AI) - proposed" w:date="2026-10-15T08:04:17Z">
+            <w:del w:id="9015" w:author="Claude (AI) - proposed" w:date="2026-10-18T00:32:02Z">
               <w:r>
                 <w:rPr>
                   <w:rFonts w:ascii="Arial" w:cs="Arial" w:eastAsia="Arial" w:hAnsi="Arial"/>
@@ -1668,7 +1668,7 @@
                 <w:delText xml:space="preserve">volumetric expansion formula ΔV = γV₀ΔT applied to</w:delText>
               </w:r>
             </w:del>
-            <w:ins w:id="9016" w:author="Claude (AI) - proposed" w:date="2026-10-15T08:04:17Z">
+            <w:ins w:id="9016" w:author="Claude (AI) - proposed" w:date="2026-10-18T00:32:02Z">
               <w:r>
                 <w:rPr>
                   <w:rFonts w:ascii="Arial" w:cs="Arial" w:eastAsia="Arial" w:hAnsi="Arial"/>
@@ -1696,7 +1696,7 @@
               </w:rPr>
               <w:t xml:space="preserve"> a 500 ml water bottle</w:t>
             </w:r>
-            <w:ins w:id="9017" w:author="Claude (AI) - proposed" w:date="2026-10-15T08:04:17Z">
+            <w:ins w:id="9017" w:author="Claude (AI) - proposed" w:date="2026-10-18T00:32:02Z">
               <w:r>
                 <w:rPr>
                   <w:rFonts w:ascii="Arial" w:cs="Arial" w:eastAsia="Arial" w:hAnsi="Arial"/>
@@ -1912,7 +1912,7 @@
         </w:rPr>
         <w:t xml:space="preserve">© 2026 SeaVuria and ARES. This work is licensed under a </w:t>
       </w:r>
-      <w:hyperlink w:history="1" r:id="rId6rskva3vbitrsfo603ugg">
+      <w:hyperlink w:history="1" r:id="rIdtoogznzg4yczkrcn9f_jb">
         <w:r>
           <w:rPr>
             <w:rFonts w:ascii="Arial" w:cs="Arial" w:eastAsia="Arial" w:hAnsi="Arial"/>
@@ -1932,7 +1932,7 @@
         </w:rPr>
         <w:t xml:space="preserve"> (</w:t>
       </w:r>
-      <w:hyperlink w:history="1" r:id="rIdkkkzx8yibiz5iligthyoe">
+      <w:hyperlink w:history="1" r:id="rIdkinaqkm78y49lc9vvzyrf">
         <w:r>
           <w:rPr>
             <w:rFonts w:ascii="Arial" w:cs="Arial" w:eastAsia="Arial" w:hAnsi="Arial"/>
@@ -1952,7 +1952,7 @@
         </w:rPr>
         <w:t xml:space="preserve">). To view a copy of this license, visit </w:t>
       </w:r>
-      <w:hyperlink w:history="1" r:id="rIdc0_bbmy7bd6un6jbs9ycf">
+      <w:hyperlink w:history="1" r:id="rIdgchj_l4buelpbrdxwnmvj">
         <w:r>
           <w:rPr>
             <w:rFonts w:ascii="Arial" w:cs="Arial" w:eastAsia="Arial" w:hAnsi="Arial"/>
